--- a/Componente metodologico/Actualizacion Planeacion de proyecto.docx
+++ b/Componente metodologico/Actualizacion Planeacion de proyecto.docx
@@ -1608,6 +1608,305 @@
       </w:r>
       <w:r>
         <w:t>. Notificación del sistema por cancelación: El sistema cancelará automáticamente las reservas de los usuarios implicados si el administrador da de baja o anula la clase correspondiente.</w:t>
+      </w:r>
+    </w:p>
+    <w:p>
+      <w:pPr>
+        <w:ind w:left="360"/>
+      </w:pPr>
+    </w:p>
+    <w:p>
+      <w:pPr>
+        <w:rPr>
+          <w:b/>
+          <w:bCs/>
+        </w:rPr>
+      </w:pPr>
+      <w:r>
+        <w:rPr>
+          <w:b/>
+          <w:bCs/>
+        </w:rPr>
+        <w:t>Módulo 12: Requisitos No Funcionales (RNF) - Escala Académica</w:t>
+      </w:r>
+    </w:p>
+    <w:p>
+      <w:pPr>
+        <w:rPr>
+          <w:b/>
+          <w:bCs/>
+        </w:rPr>
+      </w:pPr>
+      <w:r>
+        <w:rPr>
+          <w:b/>
+          <w:bCs/>
+        </w:rPr>
+        <w:t>1. Seguridad y Privacidad</w:t>
+      </w:r>
+    </w:p>
+    <w:p>
+      <w:pPr>
+        <w:numPr>
+          <w:ilvl w:val="0"/>
+          <w:numId w:val="22"/>
+        </w:numPr>
+      </w:pPr>
+      <w:r>
+        <w:rPr>
+          <w:b/>
+          <w:bCs/>
+        </w:rPr>
+        <w:t>RNF01 (Resguardo de credenciales):</w:t>
+      </w:r>
+      <w:r>
+        <w:t xml:space="preserve"> El sistema debe almacenar las contraseñas de los usuarios de forma oculta en la base de datos mediante algoritmos de enmascaramiento o encriptación estándar, evitando el almacenamiento en texto plano.</w:t>
+      </w:r>
+    </w:p>
+    <w:p>
+      <w:pPr>
+        <w:numPr>
+          <w:ilvl w:val="0"/>
+          <w:numId w:val="22"/>
+        </w:numPr>
+      </w:pPr>
+      <w:r>
+        <w:rPr>
+          <w:b/>
+          <w:bCs/>
+        </w:rPr>
+        <w:t>RNF02 (Restricción de vistas por privilegios):</w:t>
+      </w:r>
+      <w:r>
+        <w:t xml:space="preserve"> El sistema debe validar el rol del usuario antes de renderizar las vistas o menús. Si un usuario con rol "Cliente" intenta ingresar a una ruta del "Administrador", el aplicativo lo redireccionará automáticamente a la página de inicio.</w:t>
+      </w:r>
+    </w:p>
+    <w:p>
+      <w:pPr>
+        <w:numPr>
+          <w:ilvl w:val="0"/>
+          <w:numId w:val="22"/>
+        </w:numPr>
+      </w:pPr>
+      <w:r>
+        <w:rPr>
+          <w:b/>
+          <w:bCs/>
+        </w:rPr>
+        <w:t>RNF03 (Manejo ético de la información):</w:t>
+      </w:r>
+      <w:r>
+        <w:t xml:space="preserve"> El aplicativo capturará únicamente los datos personales estrictamente necesarios para el funcionamiento del gimnasio (nombre, correo, documento), garantizando que no se expongan datos sensibles en las interfaces públicas.</w:t>
+      </w:r>
+    </w:p>
+    <w:p>
+      <w:pPr>
+        <w:rPr>
+          <w:b/>
+          <w:bCs/>
+        </w:rPr>
+      </w:pPr>
+      <w:r>
+        <w:rPr>
+          <w:b/>
+          <w:bCs/>
+        </w:rPr>
+        <w:t>2. Rendimiento y Operación Local</w:t>
+      </w:r>
+    </w:p>
+    <w:p>
+      <w:pPr>
+        <w:numPr>
+          <w:ilvl w:val="0"/>
+          <w:numId w:val="23"/>
+        </w:numPr>
+      </w:pPr>
+      <w:r>
+        <w:rPr>
+          <w:b/>
+          <w:bCs/>
+        </w:rPr>
+        <w:t>RNF04 (Eficiencia en entorno local):</w:t>
+      </w:r>
+      <w:r>
+        <w:t xml:space="preserve"> Al ejecutarse en el servidor de desarrollo local, las interfaces de consulta de sedes, rutinas y asignación de clases deben cargar en un tiempo máximo de </w:t>
+      </w:r>
+      <w:r>
+        <w:rPr>
+          <w:b/>
+          <w:bCs/>
+        </w:rPr>
+        <w:t>3 segundos</w:t>
+      </w:r>
+      <w:r>
+        <w:t>.</w:t>
+      </w:r>
+    </w:p>
+    <w:p>
+      <w:pPr>
+        <w:numPr>
+          <w:ilvl w:val="0"/>
+          <w:numId w:val="23"/>
+        </w:numPr>
+      </w:pPr>
+      <w:r>
+        <w:rPr>
+          <w:b/>
+          <w:bCs/>
+        </w:rPr>
+        <w:t>RNF05 (Consistencia en asignación simultánea):</w:t>
+      </w:r>
+      <w:r>
+        <w:t xml:space="preserve"> La lógica del código debe controlar que dos solicitudes de reserva para el último cupo disponible de una clase se procesen de manera ordenada, otorgando el cupo a la primera petición recibida por el backend y rechazando la segunda.</w:t>
+      </w:r>
+    </w:p>
+    <w:p>
+      <w:pPr>
+        <w:rPr>
+          <w:rFonts w:ascii="Segoe UI Emoji" w:hAnsi="Segoe UI Emoji" w:cs="Segoe UI Emoji"/>
+          <w:b/>
+          <w:bCs/>
+        </w:rPr>
+      </w:pPr>
+    </w:p>
+    <w:p>
+      <w:pPr>
+        <w:rPr>
+          <w:rFonts w:ascii="Segoe UI Emoji" w:hAnsi="Segoe UI Emoji" w:cs="Segoe UI Emoji"/>
+          <w:b/>
+          <w:bCs/>
+        </w:rPr>
+      </w:pPr>
+    </w:p>
+    <w:p>
+      <w:pPr>
+        <w:rPr>
+          <w:b/>
+          <w:bCs/>
+        </w:rPr>
+      </w:pPr>
+      <w:r>
+        <w:rPr>
+          <w:b/>
+          <w:bCs/>
+        </w:rPr>
+        <w:lastRenderedPageBreak/>
+        <w:t>3. Usabilidad y Estética</w:t>
+      </w:r>
+    </w:p>
+    <w:p>
+      <w:pPr>
+        <w:numPr>
+          <w:ilvl w:val="0"/>
+          <w:numId w:val="24"/>
+        </w:numPr>
+      </w:pPr>
+      <w:r>
+        <w:rPr>
+          <w:b/>
+          <w:bCs/>
+        </w:rPr>
+        <w:t>RNF06 (Interfaz Adaptable / Responsive):</w:t>
+      </w:r>
+      <w:r>
+        <w:t xml:space="preserve"> Las vistas del aplicativo deben utilizar maquetación flexible para que la distribución de los elementos (formularios, tablas de horarios, tarjetas de sedes) se visualice correctamente tanto en pantallas de computadores como en dispositivos móviles.</w:t>
+      </w:r>
+    </w:p>
+    <w:p>
+      <w:pPr>
+        <w:numPr>
+          <w:ilvl w:val="0"/>
+          <w:numId w:val="24"/>
+        </w:numPr>
+      </w:pPr>
+      <w:r>
+        <w:rPr>
+          <w:b/>
+          <w:bCs/>
+        </w:rPr>
+        <w:t>RNF07 (Intuitividad del flujo):</w:t>
+      </w:r>
+      <w:r>
+        <w:t xml:space="preserve"> El diseño de la interfaz debe permitir que un usuario reserve una clase en menos de </w:t>
+      </w:r>
+      <w:r>
+        <w:rPr>
+          <w:b/>
+          <w:bCs/>
+        </w:rPr>
+        <w:t>4 pasos lógicos</w:t>
+      </w:r>
+      <w:r>
+        <w:t xml:space="preserve"> desde que inicia sesión (Iniciar sesión -&gt; Ver clases -&gt; Seleccionar clase -&gt; Confirmar).</w:t>
+      </w:r>
+    </w:p>
+    <w:p>
+      <w:pPr>
+        <w:rPr>
+          <w:b/>
+          <w:bCs/>
+        </w:rPr>
+      </w:pPr>
+      <w:r>
+        <w:rPr>
+          <w:b/>
+          <w:bCs/>
+        </w:rPr>
+        <w:t>4. Mantenibilidad, Código y Portabilidad</w:t>
+      </w:r>
+    </w:p>
+    <w:p>
+      <w:pPr>
+        <w:numPr>
+          <w:ilvl w:val="0"/>
+          <w:numId w:val="25"/>
+        </w:numPr>
+      </w:pPr>
+      <w:r>
+        <w:rPr>
+          <w:b/>
+          <w:bCs/>
+        </w:rPr>
+        <w:t>RNF08 (Arquitectura y Modularidad):</w:t>
+      </w:r>
+      <w:r>
+        <w:t xml:space="preserve"> El código fuente del proyecto debe estar organizado bajo un patrón de arquitectura limpio (como MVC o arquitectura en capas), separando la lógica del negocio de la interfaz gráfica y de las consultas a la base de datos.</w:t>
+      </w:r>
+    </w:p>
+    <w:p>
+      <w:pPr>
+        <w:numPr>
+          <w:ilvl w:val="0"/>
+          <w:numId w:val="25"/>
+        </w:numPr>
+      </w:pPr>
+      <w:r>
+        <w:rPr>
+          <w:b/>
+          <w:bCs/>
+        </w:rPr>
+        <w:t>RNF09 (Compatibilidad de visualización):</w:t>
+      </w:r>
+      <w:r>
+        <w:t xml:space="preserve"> El frontend de la aplicación debe ser compatible con los estándares web actuales, asegurando que los estilos y scripts se ejecuten uniformemente en los navegadores web modernos más comunes.</w:t>
+      </w:r>
+    </w:p>
+    <w:p>
+      <w:pPr>
+        <w:numPr>
+          <w:ilvl w:val="0"/>
+          <w:numId w:val="25"/>
+        </w:numPr>
+      </w:pPr>
+      <w:r>
+        <w:rPr>
+          <w:b/>
+          <w:bCs/>
+        </w:rPr>
+        <w:t>RNF10 (Integridad de datos por código):</w:t>
+      </w:r>
+      <w:r>
+        <w:t xml:space="preserve"> El sistema debe aplicar restricciones e integridad referencial a través de la base de datos y la lógica del backend para impedir que la eliminación de un registro (por ejemplo, una sede) deje datos huérfanos o cause errores en cascada.</w:t>
       </w:r>
     </w:p>
     <w:p>
@@ -2077,6 +2376,155 @@
     </w:lvl>
   </w:abstractNum>
   <w:abstractNum w:abstractNumId="3" w15:restartNumberingAfterBreak="0">
+    <w:nsid w:val="202C7CC6"/>
+    <w:multiLevelType w:val="multilevel"/>
+    <w:tmpl w:val="F8DCB82C"/>
+    <w:lvl w:ilvl="0">
+      <w:start w:val="1"/>
+      <w:numFmt w:val="bullet"/>
+      <w:lvlText w:val=""/>
+      <w:lvlJc w:val="left"/>
+      <w:pPr>
+        <w:tabs>
+          <w:tab w:val="num" w:pos="720"/>
+        </w:tabs>
+        <w:ind w:left="720" w:hanging="360"/>
+      </w:pPr>
+      <w:rPr>
+        <w:rFonts w:ascii="Symbol" w:hAnsi="Symbol" w:hint="default"/>
+        <w:sz w:val="20"/>
+      </w:rPr>
+    </w:lvl>
+    <w:lvl w:ilvl="1" w:tentative="1">
+      <w:start w:val="1"/>
+      <w:numFmt w:val="bullet"/>
+      <w:lvlText w:val="o"/>
+      <w:lvlJc w:val="left"/>
+      <w:pPr>
+        <w:tabs>
+          <w:tab w:val="num" w:pos="1440"/>
+        </w:tabs>
+        <w:ind w:left="1440" w:hanging="360"/>
+      </w:pPr>
+      <w:rPr>
+        <w:rFonts w:ascii="Courier New" w:hAnsi="Courier New" w:hint="default"/>
+        <w:sz w:val="20"/>
+      </w:rPr>
+    </w:lvl>
+    <w:lvl w:ilvl="2" w:tentative="1">
+      <w:start w:val="1"/>
+      <w:numFmt w:val="bullet"/>
+      <w:lvlText w:val=""/>
+      <w:lvlJc w:val="left"/>
+      <w:pPr>
+        <w:tabs>
+          <w:tab w:val="num" w:pos="2160"/>
+        </w:tabs>
+        <w:ind w:left="2160" w:hanging="360"/>
+      </w:pPr>
+      <w:rPr>
+        <w:rFonts w:ascii="Wingdings" w:hAnsi="Wingdings" w:hint="default"/>
+        <w:sz w:val="20"/>
+      </w:rPr>
+    </w:lvl>
+    <w:lvl w:ilvl="3" w:tentative="1">
+      <w:start w:val="1"/>
+      <w:numFmt w:val="bullet"/>
+      <w:lvlText w:val=""/>
+      <w:lvlJc w:val="left"/>
+      <w:pPr>
+        <w:tabs>
+          <w:tab w:val="num" w:pos="2880"/>
+        </w:tabs>
+        <w:ind w:left="2880" w:hanging="360"/>
+      </w:pPr>
+      <w:rPr>
+        <w:rFonts w:ascii="Wingdings" w:hAnsi="Wingdings" w:hint="default"/>
+        <w:sz w:val="20"/>
+      </w:rPr>
+    </w:lvl>
+    <w:lvl w:ilvl="4" w:tentative="1">
+      <w:start w:val="1"/>
+      <w:numFmt w:val="bullet"/>
+      <w:lvlText w:val=""/>
+      <w:lvlJc w:val="left"/>
+      <w:pPr>
+        <w:tabs>
+          <w:tab w:val="num" w:pos="3600"/>
+        </w:tabs>
+        <w:ind w:left="3600" w:hanging="360"/>
+      </w:pPr>
+      <w:rPr>
+        <w:rFonts w:ascii="Wingdings" w:hAnsi="Wingdings" w:hint="default"/>
+        <w:sz w:val="20"/>
+      </w:rPr>
+    </w:lvl>
+    <w:lvl w:ilvl="5" w:tentative="1">
+      <w:start w:val="1"/>
+      <w:numFmt w:val="bullet"/>
+      <w:lvlText w:val=""/>
+      <w:lvlJc w:val="left"/>
+      <w:pPr>
+        <w:tabs>
+          <w:tab w:val="num" w:pos="4320"/>
+        </w:tabs>
+        <w:ind w:left="4320" w:hanging="360"/>
+      </w:pPr>
+      <w:rPr>
+        <w:rFonts w:ascii="Wingdings" w:hAnsi="Wingdings" w:hint="default"/>
+        <w:sz w:val="20"/>
+      </w:rPr>
+    </w:lvl>
+    <w:lvl w:ilvl="6" w:tentative="1">
+      <w:start w:val="1"/>
+      <w:numFmt w:val="bullet"/>
+      <w:lvlText w:val=""/>
+      <w:lvlJc w:val="left"/>
+      <w:pPr>
+        <w:tabs>
+          <w:tab w:val="num" w:pos="5040"/>
+        </w:tabs>
+        <w:ind w:left="5040" w:hanging="360"/>
+      </w:pPr>
+      <w:rPr>
+        <w:rFonts w:ascii="Wingdings" w:hAnsi="Wingdings" w:hint="default"/>
+        <w:sz w:val="20"/>
+      </w:rPr>
+    </w:lvl>
+    <w:lvl w:ilvl="7" w:tentative="1">
+      <w:start w:val="1"/>
+      <w:numFmt w:val="bullet"/>
+      <w:lvlText w:val=""/>
+      <w:lvlJc w:val="left"/>
+      <w:pPr>
+        <w:tabs>
+          <w:tab w:val="num" w:pos="5760"/>
+        </w:tabs>
+        <w:ind w:left="5760" w:hanging="360"/>
+      </w:pPr>
+      <w:rPr>
+        <w:rFonts w:ascii="Wingdings" w:hAnsi="Wingdings" w:hint="default"/>
+        <w:sz w:val="20"/>
+      </w:rPr>
+    </w:lvl>
+    <w:lvl w:ilvl="8" w:tentative="1">
+      <w:start w:val="1"/>
+      <w:numFmt w:val="bullet"/>
+      <w:lvlText w:val=""/>
+      <w:lvlJc w:val="left"/>
+      <w:pPr>
+        <w:tabs>
+          <w:tab w:val="num" w:pos="6480"/>
+        </w:tabs>
+        <w:ind w:left="6480" w:hanging="360"/>
+      </w:pPr>
+      <w:rPr>
+        <w:rFonts w:ascii="Wingdings" w:hAnsi="Wingdings" w:hint="default"/>
+        <w:sz w:val="20"/>
+      </w:rPr>
+    </w:lvl>
+  </w:abstractNum>
+  <w:abstractNum w:abstractNumId="4" w15:restartNumberingAfterBreak="0">
     <w:nsid w:val="22107A48"/>
     <w:multiLevelType w:val="multilevel"/>
     <w:tmpl w:val="F91EBE9C"/>
@@ -2225,7 +2673,7 @@
       </w:rPr>
     </w:lvl>
   </w:abstractNum>
-  <w:abstractNum w:abstractNumId="4" w15:restartNumberingAfterBreak="0">
+  <w:abstractNum w:abstractNumId="5" w15:restartNumberingAfterBreak="0">
     <w:nsid w:val="23C86BA6"/>
     <w:multiLevelType w:val="multilevel"/>
     <w:tmpl w:val="239804DE"/>
@@ -2374,7 +2822,7 @@
       </w:rPr>
     </w:lvl>
   </w:abstractNum>
-  <w:abstractNum w:abstractNumId="5" w15:restartNumberingAfterBreak="0">
+  <w:abstractNum w:abstractNumId="6" w15:restartNumberingAfterBreak="0">
     <w:nsid w:val="24F34726"/>
     <w:multiLevelType w:val="multilevel"/>
     <w:tmpl w:val="9D14AFB6"/>
@@ -2523,7 +2971,156 @@
       </w:rPr>
     </w:lvl>
   </w:abstractNum>
-  <w:abstractNum w:abstractNumId="6" w15:restartNumberingAfterBreak="0">
+  <w:abstractNum w:abstractNumId="7" w15:restartNumberingAfterBreak="0">
+    <w:nsid w:val="28044F8A"/>
+    <w:multiLevelType w:val="multilevel"/>
+    <w:tmpl w:val="6E3EAB40"/>
+    <w:lvl w:ilvl="0">
+      <w:start w:val="1"/>
+      <w:numFmt w:val="bullet"/>
+      <w:lvlText w:val=""/>
+      <w:lvlJc w:val="left"/>
+      <w:pPr>
+        <w:tabs>
+          <w:tab w:val="num" w:pos="720"/>
+        </w:tabs>
+        <w:ind w:left="720" w:hanging="360"/>
+      </w:pPr>
+      <w:rPr>
+        <w:rFonts w:ascii="Symbol" w:hAnsi="Symbol" w:hint="default"/>
+        <w:sz w:val="20"/>
+      </w:rPr>
+    </w:lvl>
+    <w:lvl w:ilvl="1" w:tentative="1">
+      <w:start w:val="1"/>
+      <w:numFmt w:val="bullet"/>
+      <w:lvlText w:val="o"/>
+      <w:lvlJc w:val="left"/>
+      <w:pPr>
+        <w:tabs>
+          <w:tab w:val="num" w:pos="1440"/>
+        </w:tabs>
+        <w:ind w:left="1440" w:hanging="360"/>
+      </w:pPr>
+      <w:rPr>
+        <w:rFonts w:ascii="Courier New" w:hAnsi="Courier New" w:hint="default"/>
+        <w:sz w:val="20"/>
+      </w:rPr>
+    </w:lvl>
+    <w:lvl w:ilvl="2" w:tentative="1">
+      <w:start w:val="1"/>
+      <w:numFmt w:val="bullet"/>
+      <w:lvlText w:val=""/>
+      <w:lvlJc w:val="left"/>
+      <w:pPr>
+        <w:tabs>
+          <w:tab w:val="num" w:pos="2160"/>
+        </w:tabs>
+        <w:ind w:left="2160" w:hanging="360"/>
+      </w:pPr>
+      <w:rPr>
+        <w:rFonts w:ascii="Wingdings" w:hAnsi="Wingdings" w:hint="default"/>
+        <w:sz w:val="20"/>
+      </w:rPr>
+    </w:lvl>
+    <w:lvl w:ilvl="3" w:tentative="1">
+      <w:start w:val="1"/>
+      <w:numFmt w:val="bullet"/>
+      <w:lvlText w:val=""/>
+      <w:lvlJc w:val="left"/>
+      <w:pPr>
+        <w:tabs>
+          <w:tab w:val="num" w:pos="2880"/>
+        </w:tabs>
+        <w:ind w:left="2880" w:hanging="360"/>
+      </w:pPr>
+      <w:rPr>
+        <w:rFonts w:ascii="Wingdings" w:hAnsi="Wingdings" w:hint="default"/>
+        <w:sz w:val="20"/>
+      </w:rPr>
+    </w:lvl>
+    <w:lvl w:ilvl="4" w:tentative="1">
+      <w:start w:val="1"/>
+      <w:numFmt w:val="bullet"/>
+      <w:lvlText w:val=""/>
+      <w:lvlJc w:val="left"/>
+      <w:pPr>
+        <w:tabs>
+          <w:tab w:val="num" w:pos="3600"/>
+        </w:tabs>
+        <w:ind w:left="3600" w:hanging="360"/>
+      </w:pPr>
+      <w:rPr>
+        <w:rFonts w:ascii="Wingdings" w:hAnsi="Wingdings" w:hint="default"/>
+        <w:sz w:val="20"/>
+      </w:rPr>
+    </w:lvl>
+    <w:lvl w:ilvl="5" w:tentative="1">
+      <w:start w:val="1"/>
+      <w:numFmt w:val="bullet"/>
+      <w:lvlText w:val=""/>
+      <w:lvlJc w:val="left"/>
+      <w:pPr>
+        <w:tabs>
+          <w:tab w:val="num" w:pos="4320"/>
+        </w:tabs>
+        <w:ind w:left="4320" w:hanging="360"/>
+      </w:pPr>
+      <w:rPr>
+        <w:rFonts w:ascii="Wingdings" w:hAnsi="Wingdings" w:hint="default"/>
+        <w:sz w:val="20"/>
+      </w:rPr>
+    </w:lvl>
+    <w:lvl w:ilvl="6" w:tentative="1">
+      <w:start w:val="1"/>
+      <w:numFmt w:val="bullet"/>
+      <w:lvlText w:val=""/>
+      <w:lvlJc w:val="left"/>
+      <w:pPr>
+        <w:tabs>
+          <w:tab w:val="num" w:pos="5040"/>
+        </w:tabs>
+        <w:ind w:left="5040" w:hanging="360"/>
+      </w:pPr>
+      <w:rPr>
+        <w:rFonts w:ascii="Wingdings" w:hAnsi="Wingdings" w:hint="default"/>
+        <w:sz w:val="20"/>
+      </w:rPr>
+    </w:lvl>
+    <w:lvl w:ilvl="7" w:tentative="1">
+      <w:start w:val="1"/>
+      <w:numFmt w:val="bullet"/>
+      <w:lvlText w:val=""/>
+      <w:lvlJc w:val="left"/>
+      <w:pPr>
+        <w:tabs>
+          <w:tab w:val="num" w:pos="5760"/>
+        </w:tabs>
+        <w:ind w:left="5760" w:hanging="360"/>
+      </w:pPr>
+      <w:rPr>
+        <w:rFonts w:ascii="Wingdings" w:hAnsi="Wingdings" w:hint="default"/>
+        <w:sz w:val="20"/>
+      </w:rPr>
+    </w:lvl>
+    <w:lvl w:ilvl="8" w:tentative="1">
+      <w:start w:val="1"/>
+      <w:numFmt w:val="bullet"/>
+      <w:lvlText w:val=""/>
+      <w:lvlJc w:val="left"/>
+      <w:pPr>
+        <w:tabs>
+          <w:tab w:val="num" w:pos="6480"/>
+        </w:tabs>
+        <w:ind w:left="6480" w:hanging="360"/>
+      </w:pPr>
+      <w:rPr>
+        <w:rFonts w:ascii="Wingdings" w:hAnsi="Wingdings" w:hint="default"/>
+        <w:sz w:val="20"/>
+      </w:rPr>
+    </w:lvl>
+  </w:abstractNum>
+  <w:abstractNum w:abstractNumId="8" w15:restartNumberingAfterBreak="0">
     <w:nsid w:val="29E20949"/>
     <w:multiLevelType w:val="multilevel"/>
     <w:tmpl w:val="C2B2BFEE"/>
@@ -2672,7 +3269,7 @@
       </w:rPr>
     </w:lvl>
   </w:abstractNum>
-  <w:abstractNum w:abstractNumId="7" w15:restartNumberingAfterBreak="0">
+  <w:abstractNum w:abstractNumId="9" w15:restartNumberingAfterBreak="0">
     <w:nsid w:val="2D110F1F"/>
     <w:multiLevelType w:val="multilevel"/>
     <w:tmpl w:val="9C76C540"/>
@@ -2821,7 +3418,7 @@
       </w:rPr>
     </w:lvl>
   </w:abstractNum>
-  <w:abstractNum w:abstractNumId="8" w15:restartNumberingAfterBreak="0">
+  <w:abstractNum w:abstractNumId="10" w15:restartNumberingAfterBreak="0">
     <w:nsid w:val="37E1616C"/>
     <w:multiLevelType w:val="multilevel"/>
     <w:tmpl w:val="57721628"/>
@@ -2970,7 +3567,156 @@
       </w:rPr>
     </w:lvl>
   </w:abstractNum>
-  <w:abstractNum w:abstractNumId="9" w15:restartNumberingAfterBreak="0">
+  <w:abstractNum w:abstractNumId="11" w15:restartNumberingAfterBreak="0">
+    <w:nsid w:val="3F0606CA"/>
+    <w:multiLevelType w:val="multilevel"/>
+    <w:tmpl w:val="3B467C88"/>
+    <w:lvl w:ilvl="0">
+      <w:start w:val="1"/>
+      <w:numFmt w:val="bullet"/>
+      <w:lvlText w:val=""/>
+      <w:lvlJc w:val="left"/>
+      <w:pPr>
+        <w:tabs>
+          <w:tab w:val="num" w:pos="720"/>
+        </w:tabs>
+        <w:ind w:left="720" w:hanging="360"/>
+      </w:pPr>
+      <w:rPr>
+        <w:rFonts w:ascii="Symbol" w:hAnsi="Symbol" w:hint="default"/>
+        <w:sz w:val="20"/>
+      </w:rPr>
+    </w:lvl>
+    <w:lvl w:ilvl="1" w:tentative="1">
+      <w:start w:val="1"/>
+      <w:numFmt w:val="bullet"/>
+      <w:lvlText w:val="o"/>
+      <w:lvlJc w:val="left"/>
+      <w:pPr>
+        <w:tabs>
+          <w:tab w:val="num" w:pos="1440"/>
+        </w:tabs>
+        <w:ind w:left="1440" w:hanging="360"/>
+      </w:pPr>
+      <w:rPr>
+        <w:rFonts w:ascii="Courier New" w:hAnsi="Courier New" w:hint="default"/>
+        <w:sz w:val="20"/>
+      </w:rPr>
+    </w:lvl>
+    <w:lvl w:ilvl="2" w:tentative="1">
+      <w:start w:val="1"/>
+      <w:numFmt w:val="bullet"/>
+      <w:lvlText w:val=""/>
+      <w:lvlJc w:val="left"/>
+      <w:pPr>
+        <w:tabs>
+          <w:tab w:val="num" w:pos="2160"/>
+        </w:tabs>
+        <w:ind w:left="2160" w:hanging="360"/>
+      </w:pPr>
+      <w:rPr>
+        <w:rFonts w:ascii="Wingdings" w:hAnsi="Wingdings" w:hint="default"/>
+        <w:sz w:val="20"/>
+      </w:rPr>
+    </w:lvl>
+    <w:lvl w:ilvl="3" w:tentative="1">
+      <w:start w:val="1"/>
+      <w:numFmt w:val="bullet"/>
+      <w:lvlText w:val=""/>
+      <w:lvlJc w:val="left"/>
+      <w:pPr>
+        <w:tabs>
+          <w:tab w:val="num" w:pos="2880"/>
+        </w:tabs>
+        <w:ind w:left="2880" w:hanging="360"/>
+      </w:pPr>
+      <w:rPr>
+        <w:rFonts w:ascii="Wingdings" w:hAnsi="Wingdings" w:hint="default"/>
+        <w:sz w:val="20"/>
+      </w:rPr>
+    </w:lvl>
+    <w:lvl w:ilvl="4" w:tentative="1">
+      <w:start w:val="1"/>
+      <w:numFmt w:val="bullet"/>
+      <w:lvlText w:val=""/>
+      <w:lvlJc w:val="left"/>
+      <w:pPr>
+        <w:tabs>
+          <w:tab w:val="num" w:pos="3600"/>
+        </w:tabs>
+        <w:ind w:left="3600" w:hanging="360"/>
+      </w:pPr>
+      <w:rPr>
+        <w:rFonts w:ascii="Wingdings" w:hAnsi="Wingdings" w:hint="default"/>
+        <w:sz w:val="20"/>
+      </w:rPr>
+    </w:lvl>
+    <w:lvl w:ilvl="5" w:tentative="1">
+      <w:start w:val="1"/>
+      <w:numFmt w:val="bullet"/>
+      <w:lvlText w:val=""/>
+      <w:lvlJc w:val="left"/>
+      <w:pPr>
+        <w:tabs>
+          <w:tab w:val="num" w:pos="4320"/>
+        </w:tabs>
+        <w:ind w:left="4320" w:hanging="360"/>
+      </w:pPr>
+      <w:rPr>
+        <w:rFonts w:ascii="Wingdings" w:hAnsi="Wingdings" w:hint="default"/>
+        <w:sz w:val="20"/>
+      </w:rPr>
+    </w:lvl>
+    <w:lvl w:ilvl="6" w:tentative="1">
+      <w:start w:val="1"/>
+      <w:numFmt w:val="bullet"/>
+      <w:lvlText w:val=""/>
+      <w:lvlJc w:val="left"/>
+      <w:pPr>
+        <w:tabs>
+          <w:tab w:val="num" w:pos="5040"/>
+        </w:tabs>
+        <w:ind w:left="5040" w:hanging="360"/>
+      </w:pPr>
+      <w:rPr>
+        <w:rFonts w:ascii="Wingdings" w:hAnsi="Wingdings" w:hint="default"/>
+        <w:sz w:val="20"/>
+      </w:rPr>
+    </w:lvl>
+    <w:lvl w:ilvl="7" w:tentative="1">
+      <w:start w:val="1"/>
+      <w:numFmt w:val="bullet"/>
+      <w:lvlText w:val=""/>
+      <w:lvlJc w:val="left"/>
+      <w:pPr>
+        <w:tabs>
+          <w:tab w:val="num" w:pos="5760"/>
+        </w:tabs>
+        <w:ind w:left="5760" w:hanging="360"/>
+      </w:pPr>
+      <w:rPr>
+        <w:rFonts w:ascii="Wingdings" w:hAnsi="Wingdings" w:hint="default"/>
+        <w:sz w:val="20"/>
+      </w:rPr>
+    </w:lvl>
+    <w:lvl w:ilvl="8" w:tentative="1">
+      <w:start w:val="1"/>
+      <w:numFmt w:val="bullet"/>
+      <w:lvlText w:val=""/>
+      <w:lvlJc w:val="left"/>
+      <w:pPr>
+        <w:tabs>
+          <w:tab w:val="num" w:pos="6480"/>
+        </w:tabs>
+        <w:ind w:left="6480" w:hanging="360"/>
+      </w:pPr>
+      <w:rPr>
+        <w:rFonts w:ascii="Wingdings" w:hAnsi="Wingdings" w:hint="default"/>
+        <w:sz w:val="20"/>
+      </w:rPr>
+    </w:lvl>
+  </w:abstractNum>
+  <w:abstractNum w:abstractNumId="12" w15:restartNumberingAfterBreak="0">
     <w:nsid w:val="3F666CF2"/>
     <w:multiLevelType w:val="multilevel"/>
     <w:tmpl w:val="C1902AEE"/>
@@ -3119,7 +3865,156 @@
       </w:rPr>
     </w:lvl>
   </w:abstractNum>
-  <w:abstractNum w:abstractNumId="10" w15:restartNumberingAfterBreak="0">
+  <w:abstractNum w:abstractNumId="13" w15:restartNumberingAfterBreak="0">
+    <w:nsid w:val="40791B2D"/>
+    <w:multiLevelType w:val="multilevel"/>
+    <w:tmpl w:val="83D0607C"/>
+    <w:lvl w:ilvl="0">
+      <w:start w:val="1"/>
+      <w:numFmt w:val="bullet"/>
+      <w:lvlText w:val=""/>
+      <w:lvlJc w:val="left"/>
+      <w:pPr>
+        <w:tabs>
+          <w:tab w:val="num" w:pos="720"/>
+        </w:tabs>
+        <w:ind w:left="720" w:hanging="360"/>
+      </w:pPr>
+      <w:rPr>
+        <w:rFonts w:ascii="Symbol" w:hAnsi="Symbol" w:hint="default"/>
+        <w:sz w:val="20"/>
+      </w:rPr>
+    </w:lvl>
+    <w:lvl w:ilvl="1" w:tentative="1">
+      <w:start w:val="1"/>
+      <w:numFmt w:val="bullet"/>
+      <w:lvlText w:val="o"/>
+      <w:lvlJc w:val="left"/>
+      <w:pPr>
+        <w:tabs>
+          <w:tab w:val="num" w:pos="1440"/>
+        </w:tabs>
+        <w:ind w:left="1440" w:hanging="360"/>
+      </w:pPr>
+      <w:rPr>
+        <w:rFonts w:ascii="Courier New" w:hAnsi="Courier New" w:hint="default"/>
+        <w:sz w:val="20"/>
+      </w:rPr>
+    </w:lvl>
+    <w:lvl w:ilvl="2" w:tentative="1">
+      <w:start w:val="1"/>
+      <w:numFmt w:val="bullet"/>
+      <w:lvlText w:val=""/>
+      <w:lvlJc w:val="left"/>
+      <w:pPr>
+        <w:tabs>
+          <w:tab w:val="num" w:pos="2160"/>
+        </w:tabs>
+        <w:ind w:left="2160" w:hanging="360"/>
+      </w:pPr>
+      <w:rPr>
+        <w:rFonts w:ascii="Wingdings" w:hAnsi="Wingdings" w:hint="default"/>
+        <w:sz w:val="20"/>
+      </w:rPr>
+    </w:lvl>
+    <w:lvl w:ilvl="3" w:tentative="1">
+      <w:start w:val="1"/>
+      <w:numFmt w:val="bullet"/>
+      <w:lvlText w:val=""/>
+      <w:lvlJc w:val="left"/>
+      <w:pPr>
+        <w:tabs>
+          <w:tab w:val="num" w:pos="2880"/>
+        </w:tabs>
+        <w:ind w:left="2880" w:hanging="360"/>
+      </w:pPr>
+      <w:rPr>
+        <w:rFonts w:ascii="Wingdings" w:hAnsi="Wingdings" w:hint="default"/>
+        <w:sz w:val="20"/>
+      </w:rPr>
+    </w:lvl>
+    <w:lvl w:ilvl="4" w:tentative="1">
+      <w:start w:val="1"/>
+      <w:numFmt w:val="bullet"/>
+      <w:lvlText w:val=""/>
+      <w:lvlJc w:val="left"/>
+      <w:pPr>
+        <w:tabs>
+          <w:tab w:val="num" w:pos="3600"/>
+        </w:tabs>
+        <w:ind w:left="3600" w:hanging="360"/>
+      </w:pPr>
+      <w:rPr>
+        <w:rFonts w:ascii="Wingdings" w:hAnsi="Wingdings" w:hint="default"/>
+        <w:sz w:val="20"/>
+      </w:rPr>
+    </w:lvl>
+    <w:lvl w:ilvl="5" w:tentative="1">
+      <w:start w:val="1"/>
+      <w:numFmt w:val="bullet"/>
+      <w:lvlText w:val=""/>
+      <w:lvlJc w:val="left"/>
+      <w:pPr>
+        <w:tabs>
+          <w:tab w:val="num" w:pos="4320"/>
+        </w:tabs>
+        <w:ind w:left="4320" w:hanging="360"/>
+      </w:pPr>
+      <w:rPr>
+        <w:rFonts w:ascii="Wingdings" w:hAnsi="Wingdings" w:hint="default"/>
+        <w:sz w:val="20"/>
+      </w:rPr>
+    </w:lvl>
+    <w:lvl w:ilvl="6" w:tentative="1">
+      <w:start w:val="1"/>
+      <w:numFmt w:val="bullet"/>
+      <w:lvlText w:val=""/>
+      <w:lvlJc w:val="left"/>
+      <w:pPr>
+        <w:tabs>
+          <w:tab w:val="num" w:pos="5040"/>
+        </w:tabs>
+        <w:ind w:left="5040" w:hanging="360"/>
+      </w:pPr>
+      <w:rPr>
+        <w:rFonts w:ascii="Wingdings" w:hAnsi="Wingdings" w:hint="default"/>
+        <w:sz w:val="20"/>
+      </w:rPr>
+    </w:lvl>
+    <w:lvl w:ilvl="7" w:tentative="1">
+      <w:start w:val="1"/>
+      <w:numFmt w:val="bullet"/>
+      <w:lvlText w:val=""/>
+      <w:lvlJc w:val="left"/>
+      <w:pPr>
+        <w:tabs>
+          <w:tab w:val="num" w:pos="5760"/>
+        </w:tabs>
+        <w:ind w:left="5760" w:hanging="360"/>
+      </w:pPr>
+      <w:rPr>
+        <w:rFonts w:ascii="Wingdings" w:hAnsi="Wingdings" w:hint="default"/>
+        <w:sz w:val="20"/>
+      </w:rPr>
+    </w:lvl>
+    <w:lvl w:ilvl="8" w:tentative="1">
+      <w:start w:val="1"/>
+      <w:numFmt w:val="bullet"/>
+      <w:lvlText w:val=""/>
+      <w:lvlJc w:val="left"/>
+      <w:pPr>
+        <w:tabs>
+          <w:tab w:val="num" w:pos="6480"/>
+        </w:tabs>
+        <w:ind w:left="6480" w:hanging="360"/>
+      </w:pPr>
+      <w:rPr>
+        <w:rFonts w:ascii="Wingdings" w:hAnsi="Wingdings" w:hint="default"/>
+        <w:sz w:val="20"/>
+      </w:rPr>
+    </w:lvl>
+  </w:abstractNum>
+  <w:abstractNum w:abstractNumId="14" w15:restartNumberingAfterBreak="0">
     <w:nsid w:val="45C96F2F"/>
     <w:multiLevelType w:val="multilevel"/>
     <w:tmpl w:val="411AE96E"/>
@@ -3268,7 +4163,7 @@
       </w:rPr>
     </w:lvl>
   </w:abstractNum>
-  <w:abstractNum w:abstractNumId="11" w15:restartNumberingAfterBreak="0">
+  <w:abstractNum w:abstractNumId="15" w15:restartNumberingAfterBreak="0">
     <w:nsid w:val="46806D35"/>
     <w:multiLevelType w:val="multilevel"/>
     <w:tmpl w:val="CFCC6BFC"/>
@@ -3417,7 +4312,7 @@
       </w:rPr>
     </w:lvl>
   </w:abstractNum>
-  <w:abstractNum w:abstractNumId="12" w15:restartNumberingAfterBreak="0">
+  <w:abstractNum w:abstractNumId="16" w15:restartNumberingAfterBreak="0">
     <w:nsid w:val="4A08512F"/>
     <w:multiLevelType w:val="multilevel"/>
     <w:tmpl w:val="8280D5F2"/>
@@ -3530,7 +4425,7 @@
       </w:pPr>
     </w:lvl>
   </w:abstractNum>
-  <w:abstractNum w:abstractNumId="13" w15:restartNumberingAfterBreak="0">
+  <w:abstractNum w:abstractNumId="17" w15:restartNumberingAfterBreak="0">
     <w:nsid w:val="57621E8C"/>
     <w:multiLevelType w:val="multilevel"/>
     <w:tmpl w:val="306CF936"/>
@@ -3679,7 +4574,7 @@
       </w:rPr>
     </w:lvl>
   </w:abstractNum>
-  <w:abstractNum w:abstractNumId="14" w15:restartNumberingAfterBreak="0">
+  <w:abstractNum w:abstractNumId="18" w15:restartNumberingAfterBreak="0">
     <w:nsid w:val="5944454A"/>
     <w:multiLevelType w:val="multilevel"/>
     <w:tmpl w:val="F29CD1E4"/>
@@ -3828,7 +4723,752 @@
       </w:rPr>
     </w:lvl>
   </w:abstractNum>
-  <w:abstractNum w:abstractNumId="15" w15:restartNumberingAfterBreak="0">
+  <w:abstractNum w:abstractNumId="19" w15:restartNumberingAfterBreak="0">
+    <w:nsid w:val="5960792B"/>
+    <w:multiLevelType w:val="multilevel"/>
+    <w:tmpl w:val="840061AE"/>
+    <w:lvl w:ilvl="0">
+      <w:start w:val="1"/>
+      <w:numFmt w:val="bullet"/>
+      <w:lvlText w:val=""/>
+      <w:lvlJc w:val="left"/>
+      <w:pPr>
+        <w:tabs>
+          <w:tab w:val="num" w:pos="720"/>
+        </w:tabs>
+        <w:ind w:left="720" w:hanging="360"/>
+      </w:pPr>
+      <w:rPr>
+        <w:rFonts w:ascii="Symbol" w:hAnsi="Symbol" w:hint="default"/>
+        <w:sz w:val="20"/>
+      </w:rPr>
+    </w:lvl>
+    <w:lvl w:ilvl="1" w:tentative="1">
+      <w:start w:val="1"/>
+      <w:numFmt w:val="bullet"/>
+      <w:lvlText w:val="o"/>
+      <w:lvlJc w:val="left"/>
+      <w:pPr>
+        <w:tabs>
+          <w:tab w:val="num" w:pos="1440"/>
+        </w:tabs>
+        <w:ind w:left="1440" w:hanging="360"/>
+      </w:pPr>
+      <w:rPr>
+        <w:rFonts w:ascii="Courier New" w:hAnsi="Courier New" w:hint="default"/>
+        <w:sz w:val="20"/>
+      </w:rPr>
+    </w:lvl>
+    <w:lvl w:ilvl="2" w:tentative="1">
+      <w:start w:val="1"/>
+      <w:numFmt w:val="bullet"/>
+      <w:lvlText w:val=""/>
+      <w:lvlJc w:val="left"/>
+      <w:pPr>
+        <w:tabs>
+          <w:tab w:val="num" w:pos="2160"/>
+        </w:tabs>
+        <w:ind w:left="2160" w:hanging="360"/>
+      </w:pPr>
+      <w:rPr>
+        <w:rFonts w:ascii="Wingdings" w:hAnsi="Wingdings" w:hint="default"/>
+        <w:sz w:val="20"/>
+      </w:rPr>
+    </w:lvl>
+    <w:lvl w:ilvl="3" w:tentative="1">
+      <w:start w:val="1"/>
+      <w:numFmt w:val="bullet"/>
+      <w:lvlText w:val=""/>
+      <w:lvlJc w:val="left"/>
+      <w:pPr>
+        <w:tabs>
+          <w:tab w:val="num" w:pos="2880"/>
+        </w:tabs>
+        <w:ind w:left="2880" w:hanging="360"/>
+      </w:pPr>
+      <w:rPr>
+        <w:rFonts w:ascii="Wingdings" w:hAnsi="Wingdings" w:hint="default"/>
+        <w:sz w:val="20"/>
+      </w:rPr>
+    </w:lvl>
+    <w:lvl w:ilvl="4" w:tentative="1">
+      <w:start w:val="1"/>
+      <w:numFmt w:val="bullet"/>
+      <w:lvlText w:val=""/>
+      <w:lvlJc w:val="left"/>
+      <w:pPr>
+        <w:tabs>
+          <w:tab w:val="num" w:pos="3600"/>
+        </w:tabs>
+        <w:ind w:left="3600" w:hanging="360"/>
+      </w:pPr>
+      <w:rPr>
+        <w:rFonts w:ascii="Wingdings" w:hAnsi="Wingdings" w:hint="default"/>
+        <w:sz w:val="20"/>
+      </w:rPr>
+    </w:lvl>
+    <w:lvl w:ilvl="5" w:tentative="1">
+      <w:start w:val="1"/>
+      <w:numFmt w:val="bullet"/>
+      <w:lvlText w:val=""/>
+      <w:lvlJc w:val="left"/>
+      <w:pPr>
+        <w:tabs>
+          <w:tab w:val="num" w:pos="4320"/>
+        </w:tabs>
+        <w:ind w:left="4320" w:hanging="360"/>
+      </w:pPr>
+      <w:rPr>
+        <w:rFonts w:ascii="Wingdings" w:hAnsi="Wingdings" w:hint="default"/>
+        <w:sz w:val="20"/>
+      </w:rPr>
+    </w:lvl>
+    <w:lvl w:ilvl="6" w:tentative="1">
+      <w:start w:val="1"/>
+      <w:numFmt w:val="bullet"/>
+      <w:lvlText w:val=""/>
+      <w:lvlJc w:val="left"/>
+      <w:pPr>
+        <w:tabs>
+          <w:tab w:val="num" w:pos="5040"/>
+        </w:tabs>
+        <w:ind w:left="5040" w:hanging="360"/>
+      </w:pPr>
+      <w:rPr>
+        <w:rFonts w:ascii="Wingdings" w:hAnsi="Wingdings" w:hint="default"/>
+        <w:sz w:val="20"/>
+      </w:rPr>
+    </w:lvl>
+    <w:lvl w:ilvl="7" w:tentative="1">
+      <w:start w:val="1"/>
+      <w:numFmt w:val="bullet"/>
+      <w:lvlText w:val=""/>
+      <w:lvlJc w:val="left"/>
+      <w:pPr>
+        <w:tabs>
+          <w:tab w:val="num" w:pos="5760"/>
+        </w:tabs>
+        <w:ind w:left="5760" w:hanging="360"/>
+      </w:pPr>
+      <w:rPr>
+        <w:rFonts w:ascii="Wingdings" w:hAnsi="Wingdings" w:hint="default"/>
+        <w:sz w:val="20"/>
+      </w:rPr>
+    </w:lvl>
+    <w:lvl w:ilvl="8" w:tentative="1">
+      <w:start w:val="1"/>
+      <w:numFmt w:val="bullet"/>
+      <w:lvlText w:val=""/>
+      <w:lvlJc w:val="left"/>
+      <w:pPr>
+        <w:tabs>
+          <w:tab w:val="num" w:pos="6480"/>
+        </w:tabs>
+        <w:ind w:left="6480" w:hanging="360"/>
+      </w:pPr>
+      <w:rPr>
+        <w:rFonts w:ascii="Wingdings" w:hAnsi="Wingdings" w:hint="default"/>
+        <w:sz w:val="20"/>
+      </w:rPr>
+    </w:lvl>
+  </w:abstractNum>
+  <w:abstractNum w:abstractNumId="20" w15:restartNumberingAfterBreak="0">
+    <w:nsid w:val="5E511751"/>
+    <w:multiLevelType w:val="multilevel"/>
+    <w:tmpl w:val="65304AB0"/>
+    <w:lvl w:ilvl="0">
+      <w:start w:val="1"/>
+      <w:numFmt w:val="bullet"/>
+      <w:lvlText w:val=""/>
+      <w:lvlJc w:val="left"/>
+      <w:pPr>
+        <w:tabs>
+          <w:tab w:val="num" w:pos="720"/>
+        </w:tabs>
+        <w:ind w:left="720" w:hanging="360"/>
+      </w:pPr>
+      <w:rPr>
+        <w:rFonts w:ascii="Symbol" w:hAnsi="Symbol" w:hint="default"/>
+        <w:sz w:val="20"/>
+      </w:rPr>
+    </w:lvl>
+    <w:lvl w:ilvl="1" w:tentative="1">
+      <w:start w:val="1"/>
+      <w:numFmt w:val="bullet"/>
+      <w:lvlText w:val="o"/>
+      <w:lvlJc w:val="left"/>
+      <w:pPr>
+        <w:tabs>
+          <w:tab w:val="num" w:pos="1440"/>
+        </w:tabs>
+        <w:ind w:left="1440" w:hanging="360"/>
+      </w:pPr>
+      <w:rPr>
+        <w:rFonts w:ascii="Courier New" w:hAnsi="Courier New" w:hint="default"/>
+        <w:sz w:val="20"/>
+      </w:rPr>
+    </w:lvl>
+    <w:lvl w:ilvl="2" w:tentative="1">
+      <w:start w:val="1"/>
+      <w:numFmt w:val="bullet"/>
+      <w:lvlText w:val=""/>
+      <w:lvlJc w:val="left"/>
+      <w:pPr>
+        <w:tabs>
+          <w:tab w:val="num" w:pos="2160"/>
+        </w:tabs>
+        <w:ind w:left="2160" w:hanging="360"/>
+      </w:pPr>
+      <w:rPr>
+        <w:rFonts w:ascii="Wingdings" w:hAnsi="Wingdings" w:hint="default"/>
+        <w:sz w:val="20"/>
+      </w:rPr>
+    </w:lvl>
+    <w:lvl w:ilvl="3" w:tentative="1">
+      <w:start w:val="1"/>
+      <w:numFmt w:val="bullet"/>
+      <w:lvlText w:val=""/>
+      <w:lvlJc w:val="left"/>
+      <w:pPr>
+        <w:tabs>
+          <w:tab w:val="num" w:pos="2880"/>
+        </w:tabs>
+        <w:ind w:left="2880" w:hanging="360"/>
+      </w:pPr>
+      <w:rPr>
+        <w:rFonts w:ascii="Wingdings" w:hAnsi="Wingdings" w:hint="default"/>
+        <w:sz w:val="20"/>
+      </w:rPr>
+    </w:lvl>
+    <w:lvl w:ilvl="4" w:tentative="1">
+      <w:start w:val="1"/>
+      <w:numFmt w:val="bullet"/>
+      <w:lvlText w:val=""/>
+      <w:lvlJc w:val="left"/>
+      <w:pPr>
+        <w:tabs>
+          <w:tab w:val="num" w:pos="3600"/>
+        </w:tabs>
+        <w:ind w:left="3600" w:hanging="360"/>
+      </w:pPr>
+      <w:rPr>
+        <w:rFonts w:ascii="Wingdings" w:hAnsi="Wingdings" w:hint="default"/>
+        <w:sz w:val="20"/>
+      </w:rPr>
+    </w:lvl>
+    <w:lvl w:ilvl="5" w:tentative="1">
+      <w:start w:val="1"/>
+      <w:numFmt w:val="bullet"/>
+      <w:lvlText w:val=""/>
+      <w:lvlJc w:val="left"/>
+      <w:pPr>
+        <w:tabs>
+          <w:tab w:val="num" w:pos="4320"/>
+        </w:tabs>
+        <w:ind w:left="4320" w:hanging="360"/>
+      </w:pPr>
+      <w:rPr>
+        <w:rFonts w:ascii="Wingdings" w:hAnsi="Wingdings" w:hint="default"/>
+        <w:sz w:val="20"/>
+      </w:rPr>
+    </w:lvl>
+    <w:lvl w:ilvl="6" w:tentative="1">
+      <w:start w:val="1"/>
+      <w:numFmt w:val="bullet"/>
+      <w:lvlText w:val=""/>
+      <w:lvlJc w:val="left"/>
+      <w:pPr>
+        <w:tabs>
+          <w:tab w:val="num" w:pos="5040"/>
+        </w:tabs>
+        <w:ind w:left="5040" w:hanging="360"/>
+      </w:pPr>
+      <w:rPr>
+        <w:rFonts w:ascii="Wingdings" w:hAnsi="Wingdings" w:hint="default"/>
+        <w:sz w:val="20"/>
+      </w:rPr>
+    </w:lvl>
+    <w:lvl w:ilvl="7" w:tentative="1">
+      <w:start w:val="1"/>
+      <w:numFmt w:val="bullet"/>
+      <w:lvlText w:val=""/>
+      <w:lvlJc w:val="left"/>
+      <w:pPr>
+        <w:tabs>
+          <w:tab w:val="num" w:pos="5760"/>
+        </w:tabs>
+        <w:ind w:left="5760" w:hanging="360"/>
+      </w:pPr>
+      <w:rPr>
+        <w:rFonts w:ascii="Wingdings" w:hAnsi="Wingdings" w:hint="default"/>
+        <w:sz w:val="20"/>
+      </w:rPr>
+    </w:lvl>
+    <w:lvl w:ilvl="8" w:tentative="1">
+      <w:start w:val="1"/>
+      <w:numFmt w:val="bullet"/>
+      <w:lvlText w:val=""/>
+      <w:lvlJc w:val="left"/>
+      <w:pPr>
+        <w:tabs>
+          <w:tab w:val="num" w:pos="6480"/>
+        </w:tabs>
+        <w:ind w:left="6480" w:hanging="360"/>
+      </w:pPr>
+      <w:rPr>
+        <w:rFonts w:ascii="Wingdings" w:hAnsi="Wingdings" w:hint="default"/>
+        <w:sz w:val="20"/>
+      </w:rPr>
+    </w:lvl>
+  </w:abstractNum>
+  <w:abstractNum w:abstractNumId="21" w15:restartNumberingAfterBreak="0">
+    <w:nsid w:val="61362955"/>
+    <w:multiLevelType w:val="multilevel"/>
+    <w:tmpl w:val="DF40352A"/>
+    <w:lvl w:ilvl="0">
+      <w:start w:val="1"/>
+      <w:numFmt w:val="bullet"/>
+      <w:lvlText w:val=""/>
+      <w:lvlJc w:val="left"/>
+      <w:pPr>
+        <w:tabs>
+          <w:tab w:val="num" w:pos="720"/>
+        </w:tabs>
+        <w:ind w:left="720" w:hanging="360"/>
+      </w:pPr>
+      <w:rPr>
+        <w:rFonts w:ascii="Symbol" w:hAnsi="Symbol" w:hint="default"/>
+        <w:sz w:val="20"/>
+      </w:rPr>
+    </w:lvl>
+    <w:lvl w:ilvl="1" w:tentative="1">
+      <w:start w:val="1"/>
+      <w:numFmt w:val="bullet"/>
+      <w:lvlText w:val="o"/>
+      <w:lvlJc w:val="left"/>
+      <w:pPr>
+        <w:tabs>
+          <w:tab w:val="num" w:pos="1440"/>
+        </w:tabs>
+        <w:ind w:left="1440" w:hanging="360"/>
+      </w:pPr>
+      <w:rPr>
+        <w:rFonts w:ascii="Courier New" w:hAnsi="Courier New" w:hint="default"/>
+        <w:sz w:val="20"/>
+      </w:rPr>
+    </w:lvl>
+    <w:lvl w:ilvl="2" w:tentative="1">
+      <w:start w:val="1"/>
+      <w:numFmt w:val="bullet"/>
+      <w:lvlText w:val=""/>
+      <w:lvlJc w:val="left"/>
+      <w:pPr>
+        <w:tabs>
+          <w:tab w:val="num" w:pos="2160"/>
+        </w:tabs>
+        <w:ind w:left="2160" w:hanging="360"/>
+      </w:pPr>
+      <w:rPr>
+        <w:rFonts w:ascii="Wingdings" w:hAnsi="Wingdings" w:hint="default"/>
+        <w:sz w:val="20"/>
+      </w:rPr>
+    </w:lvl>
+    <w:lvl w:ilvl="3" w:tentative="1">
+      <w:start w:val="1"/>
+      <w:numFmt w:val="bullet"/>
+      <w:lvlText w:val=""/>
+      <w:lvlJc w:val="left"/>
+      <w:pPr>
+        <w:tabs>
+          <w:tab w:val="num" w:pos="2880"/>
+        </w:tabs>
+        <w:ind w:left="2880" w:hanging="360"/>
+      </w:pPr>
+      <w:rPr>
+        <w:rFonts w:ascii="Wingdings" w:hAnsi="Wingdings" w:hint="default"/>
+        <w:sz w:val="20"/>
+      </w:rPr>
+    </w:lvl>
+    <w:lvl w:ilvl="4" w:tentative="1">
+      <w:start w:val="1"/>
+      <w:numFmt w:val="bullet"/>
+      <w:lvlText w:val=""/>
+      <w:lvlJc w:val="left"/>
+      <w:pPr>
+        <w:tabs>
+          <w:tab w:val="num" w:pos="3600"/>
+        </w:tabs>
+        <w:ind w:left="3600" w:hanging="360"/>
+      </w:pPr>
+      <w:rPr>
+        <w:rFonts w:ascii="Wingdings" w:hAnsi="Wingdings" w:hint="default"/>
+        <w:sz w:val="20"/>
+      </w:rPr>
+    </w:lvl>
+    <w:lvl w:ilvl="5" w:tentative="1">
+      <w:start w:val="1"/>
+      <w:numFmt w:val="bullet"/>
+      <w:lvlText w:val=""/>
+      <w:lvlJc w:val="left"/>
+      <w:pPr>
+        <w:tabs>
+          <w:tab w:val="num" w:pos="4320"/>
+        </w:tabs>
+        <w:ind w:left="4320" w:hanging="360"/>
+      </w:pPr>
+      <w:rPr>
+        <w:rFonts w:ascii="Wingdings" w:hAnsi="Wingdings" w:hint="default"/>
+        <w:sz w:val="20"/>
+      </w:rPr>
+    </w:lvl>
+    <w:lvl w:ilvl="6" w:tentative="1">
+      <w:start w:val="1"/>
+      <w:numFmt w:val="bullet"/>
+      <w:lvlText w:val=""/>
+      <w:lvlJc w:val="left"/>
+      <w:pPr>
+        <w:tabs>
+          <w:tab w:val="num" w:pos="5040"/>
+        </w:tabs>
+        <w:ind w:left="5040" w:hanging="360"/>
+      </w:pPr>
+      <w:rPr>
+        <w:rFonts w:ascii="Wingdings" w:hAnsi="Wingdings" w:hint="default"/>
+        <w:sz w:val="20"/>
+      </w:rPr>
+    </w:lvl>
+    <w:lvl w:ilvl="7" w:tentative="1">
+      <w:start w:val="1"/>
+      <w:numFmt w:val="bullet"/>
+      <w:lvlText w:val=""/>
+      <w:lvlJc w:val="left"/>
+      <w:pPr>
+        <w:tabs>
+          <w:tab w:val="num" w:pos="5760"/>
+        </w:tabs>
+        <w:ind w:left="5760" w:hanging="360"/>
+      </w:pPr>
+      <w:rPr>
+        <w:rFonts w:ascii="Wingdings" w:hAnsi="Wingdings" w:hint="default"/>
+        <w:sz w:val="20"/>
+      </w:rPr>
+    </w:lvl>
+    <w:lvl w:ilvl="8" w:tentative="1">
+      <w:start w:val="1"/>
+      <w:numFmt w:val="bullet"/>
+      <w:lvlText w:val=""/>
+      <w:lvlJc w:val="left"/>
+      <w:pPr>
+        <w:tabs>
+          <w:tab w:val="num" w:pos="6480"/>
+        </w:tabs>
+        <w:ind w:left="6480" w:hanging="360"/>
+      </w:pPr>
+      <w:rPr>
+        <w:rFonts w:ascii="Wingdings" w:hAnsi="Wingdings" w:hint="default"/>
+        <w:sz w:val="20"/>
+      </w:rPr>
+    </w:lvl>
+  </w:abstractNum>
+  <w:abstractNum w:abstractNumId="22" w15:restartNumberingAfterBreak="0">
+    <w:nsid w:val="66D12F38"/>
+    <w:multiLevelType w:val="multilevel"/>
+    <w:tmpl w:val="7E724BCA"/>
+    <w:lvl w:ilvl="0">
+      <w:start w:val="1"/>
+      <w:numFmt w:val="bullet"/>
+      <w:lvlText w:val=""/>
+      <w:lvlJc w:val="left"/>
+      <w:pPr>
+        <w:tabs>
+          <w:tab w:val="num" w:pos="720"/>
+        </w:tabs>
+        <w:ind w:left="720" w:hanging="360"/>
+      </w:pPr>
+      <w:rPr>
+        <w:rFonts w:ascii="Symbol" w:hAnsi="Symbol" w:hint="default"/>
+        <w:sz w:val="20"/>
+      </w:rPr>
+    </w:lvl>
+    <w:lvl w:ilvl="1" w:tentative="1">
+      <w:start w:val="1"/>
+      <w:numFmt w:val="bullet"/>
+      <w:lvlText w:val="o"/>
+      <w:lvlJc w:val="left"/>
+      <w:pPr>
+        <w:tabs>
+          <w:tab w:val="num" w:pos="1440"/>
+        </w:tabs>
+        <w:ind w:left="1440" w:hanging="360"/>
+      </w:pPr>
+      <w:rPr>
+        <w:rFonts w:ascii="Courier New" w:hAnsi="Courier New" w:hint="default"/>
+        <w:sz w:val="20"/>
+      </w:rPr>
+    </w:lvl>
+    <w:lvl w:ilvl="2" w:tentative="1">
+      <w:start w:val="1"/>
+      <w:numFmt w:val="bullet"/>
+      <w:lvlText w:val=""/>
+      <w:lvlJc w:val="left"/>
+      <w:pPr>
+        <w:tabs>
+          <w:tab w:val="num" w:pos="2160"/>
+        </w:tabs>
+        <w:ind w:left="2160" w:hanging="360"/>
+      </w:pPr>
+      <w:rPr>
+        <w:rFonts w:ascii="Wingdings" w:hAnsi="Wingdings" w:hint="default"/>
+        <w:sz w:val="20"/>
+      </w:rPr>
+    </w:lvl>
+    <w:lvl w:ilvl="3" w:tentative="1">
+      <w:start w:val="1"/>
+      <w:numFmt w:val="bullet"/>
+      <w:lvlText w:val=""/>
+      <w:lvlJc w:val="left"/>
+      <w:pPr>
+        <w:tabs>
+          <w:tab w:val="num" w:pos="2880"/>
+        </w:tabs>
+        <w:ind w:left="2880" w:hanging="360"/>
+      </w:pPr>
+      <w:rPr>
+        <w:rFonts w:ascii="Wingdings" w:hAnsi="Wingdings" w:hint="default"/>
+        <w:sz w:val="20"/>
+      </w:rPr>
+    </w:lvl>
+    <w:lvl w:ilvl="4" w:tentative="1">
+      <w:start w:val="1"/>
+      <w:numFmt w:val="bullet"/>
+      <w:lvlText w:val=""/>
+      <w:lvlJc w:val="left"/>
+      <w:pPr>
+        <w:tabs>
+          <w:tab w:val="num" w:pos="3600"/>
+        </w:tabs>
+        <w:ind w:left="3600" w:hanging="360"/>
+      </w:pPr>
+      <w:rPr>
+        <w:rFonts w:ascii="Wingdings" w:hAnsi="Wingdings" w:hint="default"/>
+        <w:sz w:val="20"/>
+      </w:rPr>
+    </w:lvl>
+    <w:lvl w:ilvl="5" w:tentative="1">
+      <w:start w:val="1"/>
+      <w:numFmt w:val="bullet"/>
+      <w:lvlText w:val=""/>
+      <w:lvlJc w:val="left"/>
+      <w:pPr>
+        <w:tabs>
+          <w:tab w:val="num" w:pos="4320"/>
+        </w:tabs>
+        <w:ind w:left="4320" w:hanging="360"/>
+      </w:pPr>
+      <w:rPr>
+        <w:rFonts w:ascii="Wingdings" w:hAnsi="Wingdings" w:hint="default"/>
+        <w:sz w:val="20"/>
+      </w:rPr>
+    </w:lvl>
+    <w:lvl w:ilvl="6" w:tentative="1">
+      <w:start w:val="1"/>
+      <w:numFmt w:val="bullet"/>
+      <w:lvlText w:val=""/>
+      <w:lvlJc w:val="left"/>
+      <w:pPr>
+        <w:tabs>
+          <w:tab w:val="num" w:pos="5040"/>
+        </w:tabs>
+        <w:ind w:left="5040" w:hanging="360"/>
+      </w:pPr>
+      <w:rPr>
+        <w:rFonts w:ascii="Wingdings" w:hAnsi="Wingdings" w:hint="default"/>
+        <w:sz w:val="20"/>
+      </w:rPr>
+    </w:lvl>
+    <w:lvl w:ilvl="7" w:tentative="1">
+      <w:start w:val="1"/>
+      <w:numFmt w:val="bullet"/>
+      <w:lvlText w:val=""/>
+      <w:lvlJc w:val="left"/>
+      <w:pPr>
+        <w:tabs>
+          <w:tab w:val="num" w:pos="5760"/>
+        </w:tabs>
+        <w:ind w:left="5760" w:hanging="360"/>
+      </w:pPr>
+      <w:rPr>
+        <w:rFonts w:ascii="Wingdings" w:hAnsi="Wingdings" w:hint="default"/>
+        <w:sz w:val="20"/>
+      </w:rPr>
+    </w:lvl>
+    <w:lvl w:ilvl="8" w:tentative="1">
+      <w:start w:val="1"/>
+      <w:numFmt w:val="bullet"/>
+      <w:lvlText w:val=""/>
+      <w:lvlJc w:val="left"/>
+      <w:pPr>
+        <w:tabs>
+          <w:tab w:val="num" w:pos="6480"/>
+        </w:tabs>
+        <w:ind w:left="6480" w:hanging="360"/>
+      </w:pPr>
+      <w:rPr>
+        <w:rFonts w:ascii="Wingdings" w:hAnsi="Wingdings" w:hint="default"/>
+        <w:sz w:val="20"/>
+      </w:rPr>
+    </w:lvl>
+  </w:abstractNum>
+  <w:abstractNum w:abstractNumId="23" w15:restartNumberingAfterBreak="0">
+    <w:nsid w:val="717E2E20"/>
+    <w:multiLevelType w:val="multilevel"/>
+    <w:tmpl w:val="97C4CB8C"/>
+    <w:lvl w:ilvl="0">
+      <w:start w:val="1"/>
+      <w:numFmt w:val="bullet"/>
+      <w:lvlText w:val=""/>
+      <w:lvlJc w:val="left"/>
+      <w:pPr>
+        <w:tabs>
+          <w:tab w:val="num" w:pos="720"/>
+        </w:tabs>
+        <w:ind w:left="720" w:hanging="360"/>
+      </w:pPr>
+      <w:rPr>
+        <w:rFonts w:ascii="Symbol" w:hAnsi="Symbol" w:hint="default"/>
+        <w:sz w:val="20"/>
+      </w:rPr>
+    </w:lvl>
+    <w:lvl w:ilvl="1" w:tentative="1">
+      <w:start w:val="1"/>
+      <w:numFmt w:val="bullet"/>
+      <w:lvlText w:val="o"/>
+      <w:lvlJc w:val="left"/>
+      <w:pPr>
+        <w:tabs>
+          <w:tab w:val="num" w:pos="1440"/>
+        </w:tabs>
+        <w:ind w:left="1440" w:hanging="360"/>
+      </w:pPr>
+      <w:rPr>
+        <w:rFonts w:ascii="Courier New" w:hAnsi="Courier New" w:hint="default"/>
+        <w:sz w:val="20"/>
+      </w:rPr>
+    </w:lvl>
+    <w:lvl w:ilvl="2" w:tentative="1">
+      <w:start w:val="1"/>
+      <w:numFmt w:val="bullet"/>
+      <w:lvlText w:val=""/>
+      <w:lvlJc w:val="left"/>
+      <w:pPr>
+        <w:tabs>
+          <w:tab w:val="num" w:pos="2160"/>
+        </w:tabs>
+        <w:ind w:left="2160" w:hanging="360"/>
+      </w:pPr>
+      <w:rPr>
+        <w:rFonts w:ascii="Wingdings" w:hAnsi="Wingdings" w:hint="default"/>
+        <w:sz w:val="20"/>
+      </w:rPr>
+    </w:lvl>
+    <w:lvl w:ilvl="3" w:tentative="1">
+      <w:start w:val="1"/>
+      <w:numFmt w:val="bullet"/>
+      <w:lvlText w:val=""/>
+      <w:lvlJc w:val="left"/>
+      <w:pPr>
+        <w:tabs>
+          <w:tab w:val="num" w:pos="2880"/>
+        </w:tabs>
+        <w:ind w:left="2880" w:hanging="360"/>
+      </w:pPr>
+      <w:rPr>
+        <w:rFonts w:ascii="Wingdings" w:hAnsi="Wingdings" w:hint="default"/>
+        <w:sz w:val="20"/>
+      </w:rPr>
+    </w:lvl>
+    <w:lvl w:ilvl="4" w:tentative="1">
+      <w:start w:val="1"/>
+      <w:numFmt w:val="bullet"/>
+      <w:lvlText w:val=""/>
+      <w:lvlJc w:val="left"/>
+      <w:pPr>
+        <w:tabs>
+          <w:tab w:val="num" w:pos="3600"/>
+        </w:tabs>
+        <w:ind w:left="3600" w:hanging="360"/>
+      </w:pPr>
+      <w:rPr>
+        <w:rFonts w:ascii="Wingdings" w:hAnsi="Wingdings" w:hint="default"/>
+        <w:sz w:val="20"/>
+      </w:rPr>
+    </w:lvl>
+    <w:lvl w:ilvl="5" w:tentative="1">
+      <w:start w:val="1"/>
+      <w:numFmt w:val="bullet"/>
+      <w:lvlText w:val=""/>
+      <w:lvlJc w:val="left"/>
+      <w:pPr>
+        <w:tabs>
+          <w:tab w:val="num" w:pos="4320"/>
+        </w:tabs>
+        <w:ind w:left="4320" w:hanging="360"/>
+      </w:pPr>
+      <w:rPr>
+        <w:rFonts w:ascii="Wingdings" w:hAnsi="Wingdings" w:hint="default"/>
+        <w:sz w:val="20"/>
+      </w:rPr>
+    </w:lvl>
+    <w:lvl w:ilvl="6" w:tentative="1">
+      <w:start w:val="1"/>
+      <w:numFmt w:val="bullet"/>
+      <w:lvlText w:val=""/>
+      <w:lvlJc w:val="left"/>
+      <w:pPr>
+        <w:tabs>
+          <w:tab w:val="num" w:pos="5040"/>
+        </w:tabs>
+        <w:ind w:left="5040" w:hanging="360"/>
+      </w:pPr>
+      <w:rPr>
+        <w:rFonts w:ascii="Wingdings" w:hAnsi="Wingdings" w:hint="default"/>
+        <w:sz w:val="20"/>
+      </w:rPr>
+    </w:lvl>
+    <w:lvl w:ilvl="7" w:tentative="1">
+      <w:start w:val="1"/>
+      <w:numFmt w:val="bullet"/>
+      <w:lvlText w:val=""/>
+      <w:lvlJc w:val="left"/>
+      <w:pPr>
+        <w:tabs>
+          <w:tab w:val="num" w:pos="5760"/>
+        </w:tabs>
+        <w:ind w:left="5760" w:hanging="360"/>
+      </w:pPr>
+      <w:rPr>
+        <w:rFonts w:ascii="Wingdings" w:hAnsi="Wingdings" w:hint="default"/>
+        <w:sz w:val="20"/>
+      </w:rPr>
+    </w:lvl>
+    <w:lvl w:ilvl="8" w:tentative="1">
+      <w:start w:val="1"/>
+      <w:numFmt w:val="bullet"/>
+      <w:lvlText w:val=""/>
+      <w:lvlJc w:val="left"/>
+      <w:pPr>
+        <w:tabs>
+          <w:tab w:val="num" w:pos="6480"/>
+        </w:tabs>
+        <w:ind w:left="6480" w:hanging="360"/>
+      </w:pPr>
+      <w:rPr>
+        <w:rFonts w:ascii="Wingdings" w:hAnsi="Wingdings" w:hint="default"/>
+        <w:sz w:val="20"/>
+      </w:rPr>
+    </w:lvl>
+  </w:abstractNum>
+  <w:abstractNum w:abstractNumId="24" w15:restartNumberingAfterBreak="0">
     <w:nsid w:val="7FA3543C"/>
     <w:multiLevelType w:val="multilevel"/>
     <w:tmpl w:val="B21A4552"/>
@@ -3978,52 +5618,79 @@
     </w:lvl>
   </w:abstractNum>
   <w:num w:numId="1" w16cid:durableId="695354475">
-    <w:abstractNumId w:val="9"/>
+    <w:abstractNumId w:val="12"/>
   </w:num>
   <w:num w:numId="2" w16cid:durableId="294794290">
-    <w:abstractNumId w:val="12"/>
+    <w:abstractNumId w:val="16"/>
   </w:num>
   <w:num w:numId="3" w16cid:durableId="1986809664">
-    <w:abstractNumId w:val="15"/>
+    <w:abstractNumId w:val="24"/>
   </w:num>
   <w:num w:numId="4" w16cid:durableId="1332954551">
     <w:abstractNumId w:val="1"/>
   </w:num>
   <w:num w:numId="5" w16cid:durableId="261114510">
-    <w:abstractNumId w:val="3"/>
+    <w:abstractNumId w:val="4"/>
   </w:num>
   <w:num w:numId="6" w16cid:durableId="1903445121">
-    <w:abstractNumId w:val="7"/>
+    <w:abstractNumId w:val="9"/>
   </w:num>
   <w:num w:numId="7" w16cid:durableId="29038387">
-    <w:abstractNumId w:val="11"/>
+    <w:abstractNumId w:val="15"/>
   </w:num>
   <w:num w:numId="8" w16cid:durableId="1359697519">
-    <w:abstractNumId w:val="6"/>
+    <w:abstractNumId w:val="8"/>
   </w:num>
   <w:num w:numId="9" w16cid:durableId="271940720">
     <w:abstractNumId w:val="2"/>
   </w:num>
   <w:num w:numId="10" w16cid:durableId="257102410">
-    <w:abstractNumId w:val="4"/>
+    <w:abstractNumId w:val="5"/>
   </w:num>
   <w:num w:numId="11" w16cid:durableId="1883977461">
-    <w:abstractNumId w:val="10"/>
+    <w:abstractNumId w:val="14"/>
   </w:num>
   <w:num w:numId="12" w16cid:durableId="2013602086">
     <w:abstractNumId w:val="0"/>
   </w:num>
   <w:num w:numId="13" w16cid:durableId="1238858505">
-    <w:abstractNumId w:val="14"/>
+    <w:abstractNumId w:val="18"/>
   </w:num>
   <w:num w:numId="14" w16cid:durableId="673069880">
+    <w:abstractNumId w:val="17"/>
+  </w:num>
+  <w:num w:numId="15" w16cid:durableId="597251882">
+    <w:abstractNumId w:val="6"/>
+  </w:num>
+  <w:num w:numId="16" w16cid:durableId="799150403">
+    <w:abstractNumId w:val="10"/>
+  </w:num>
+  <w:num w:numId="17" w16cid:durableId="1639726625">
+    <w:abstractNumId w:val="19"/>
+  </w:num>
+  <w:num w:numId="18" w16cid:durableId="309285474">
+    <w:abstractNumId w:val="7"/>
+  </w:num>
+  <w:num w:numId="19" w16cid:durableId="2016690970">
     <w:abstractNumId w:val="13"/>
   </w:num>
-  <w:num w:numId="15" w16cid:durableId="597251882">
-    <w:abstractNumId w:val="5"/>
+  <w:num w:numId="20" w16cid:durableId="770852790">
+    <w:abstractNumId w:val="23"/>
   </w:num>
-  <w:num w:numId="16" w16cid:durableId="799150403">
-    <w:abstractNumId w:val="8"/>
+  <w:num w:numId="21" w16cid:durableId="1905145741">
+    <w:abstractNumId w:val="22"/>
+  </w:num>
+  <w:num w:numId="22" w16cid:durableId="2123111104">
+    <w:abstractNumId w:val="3"/>
+  </w:num>
+  <w:num w:numId="23" w16cid:durableId="2034376847">
+    <w:abstractNumId w:val="21"/>
+  </w:num>
+  <w:num w:numId="24" w16cid:durableId="37827295">
+    <w:abstractNumId w:val="11"/>
+  </w:num>
+  <w:num w:numId="25" w16cid:durableId="1624580506">
+    <w:abstractNumId w:val="20"/>
   </w:num>
 </w:numbering>
 </file>
@@ -4630,7 +6297,6 @@
   <w:style w:type="character" w:default="1" w:styleId="Fuentedeprrafopredeter">
     <w:name w:val="Default Paragraph Font"/>
     <w:uiPriority w:val="1"/>
-    <w:semiHidden/>
     <w:unhideWhenUsed/>
   </w:style>
   <w:style w:type="table" w:default="1" w:styleId="Tablanormal">
